--- a/tarea1_pfis.docx
+++ b/tarea1_pfis.docx
@@ -61,7 +61,7 @@
           <w:rPr>
             <w:rStyle w:val="Hipervnculo"/>
           </w:rPr>
-          <w:t>https://www.geeksforgeeks.org/linux-unix/introduction-to-linux-operating-system/</w:t>
+          <w:t>https://techcrunch.com/2021/05/20/so-long-internet-explorer-and-your-decades-of-security-bugs/</w:t>
         </w:r>
       </w:hyperlink>
     </w:p>
